--- a/INF266 MA3 Report.docx
+++ b/INF266 MA3 Report.docx
@@ -700,43 +700,112 @@
       <w:pPr>
         <w:rPr>
           <w:rFonts w:ascii="Times New Roman" w:hAnsi="Times New Roman" w:cs="Times New Roman"/>
-          <w:b/>
-          <w:bCs/>
-          <w:sz w:val="28"/>
-          <w:szCs w:val="28"/>
+          <w:lang w:val="en-US"/>
         </w:rPr>
       </w:pPr>
       <w:proofErr w:type="spellStart"/>
       <w:r>
         <w:rPr>
           <w:rFonts w:ascii="Times New Roman" w:hAnsi="Times New Roman" w:cs="Times New Roman"/>
-          <w:b/>
-          <w:bCs/>
-          <w:sz w:val="28"/>
-          <w:szCs w:val="28"/>
-        </w:rPr>
-        <w:t>Task</w:t>
-      </w:r>
-      <w:proofErr w:type="spellEnd"/>
-      <w:r>
-        <w:rPr>
-          <w:rFonts w:ascii="Times New Roman" w:hAnsi="Times New Roman" w:cs="Times New Roman"/>
-          <w:b/>
-          <w:bCs/>
-          <w:sz w:val="28"/>
-          <w:szCs w:val="28"/>
-        </w:rPr>
-        <w:t xml:space="preserve"> 5.</w:t>
-      </w:r>
-      <w:r>
-        <w:rPr>
-          <w:rFonts w:ascii="Times New Roman" w:hAnsi="Times New Roman" w:cs="Times New Roman"/>
-          <w:b/>
-          <w:bCs/>
-          <w:sz w:val="28"/>
-          <w:szCs w:val="28"/>
-        </w:rPr>
-        <w:t>9</w:t>
+          <w:lang w:val="en-US"/>
+        </w:rPr>
+        <w:t>We</w:t>
+      </w:r>
+      <w:proofErr w:type="spellEnd"/>
+      <w:r>
+        <w:rPr>
+          <w:rFonts w:ascii="Times New Roman" w:hAnsi="Times New Roman" w:cs="Times New Roman"/>
+          <w:lang w:val="en-US"/>
+        </w:rPr>
+        <w:t xml:space="preserve"> </w:t>
+      </w:r>
+      <w:proofErr w:type="spellStart"/>
+      <w:r>
+        <w:rPr>
+          <w:rFonts w:ascii="Times New Roman" w:hAnsi="Times New Roman" w:cs="Times New Roman"/>
+          <w:lang w:val="en-US"/>
+        </w:rPr>
+        <w:t>choose</w:t>
+      </w:r>
+      <w:proofErr w:type="spellEnd"/>
+      <w:r>
+        <w:rPr>
+          <w:rFonts w:ascii="Times New Roman" w:hAnsi="Times New Roman" w:cs="Times New Roman"/>
+          <w:lang w:val="en-US"/>
+        </w:rPr>
+        <w:t xml:space="preserve"> an ε-</w:t>
+      </w:r>
+      <w:proofErr w:type="spellStart"/>
+      <w:r>
+        <w:rPr>
+          <w:rFonts w:ascii="Times New Roman" w:hAnsi="Times New Roman" w:cs="Times New Roman"/>
+          <w:lang w:val="en-US"/>
+        </w:rPr>
+        <w:t>greedy</w:t>
+      </w:r>
+      <w:proofErr w:type="spellEnd"/>
+      <w:r>
+        <w:rPr>
+          <w:rFonts w:ascii="Times New Roman" w:hAnsi="Times New Roman" w:cs="Times New Roman"/>
+          <w:lang w:val="en-US"/>
+        </w:rPr>
+        <w:t xml:space="preserve"> policy </w:t>
+      </w:r>
+      <w:proofErr w:type="spellStart"/>
+      <w:r>
+        <w:rPr>
+          <w:rFonts w:ascii="Times New Roman" w:hAnsi="Times New Roman" w:cs="Times New Roman"/>
+          <w:lang w:val="en-US"/>
+        </w:rPr>
+        <w:t>with</w:t>
+      </w:r>
+      <w:proofErr w:type="spellEnd"/>
+      <w:r>
+        <w:rPr>
+          <w:rFonts w:ascii="Times New Roman" w:hAnsi="Times New Roman" w:cs="Times New Roman"/>
+          <w:lang w:val="en-US"/>
+        </w:rPr>
+        <w:t xml:space="preserve"> </w:t>
+      </w:r>
+      <w:proofErr w:type="spellStart"/>
+      <w:r>
+        <w:rPr>
+          <w:rFonts w:ascii="Times New Roman" w:hAnsi="Times New Roman" w:cs="Times New Roman"/>
+          <w:lang w:val="en-US"/>
+        </w:rPr>
+        <w:t>relatively</w:t>
+      </w:r>
+      <w:proofErr w:type="spellEnd"/>
+      <w:r>
+        <w:rPr>
+          <w:rFonts w:ascii="Times New Roman" w:hAnsi="Times New Roman" w:cs="Times New Roman"/>
+          <w:lang w:val="en-US"/>
+        </w:rPr>
+        <w:t xml:space="preserve"> </w:t>
+      </w:r>
+      <w:proofErr w:type="spellStart"/>
+      <w:r>
+        <w:rPr>
+          <w:rFonts w:ascii="Times New Roman" w:hAnsi="Times New Roman" w:cs="Times New Roman"/>
+          <w:lang w:val="en-US"/>
+        </w:rPr>
+        <w:t>high</w:t>
+      </w:r>
+      <w:proofErr w:type="spellEnd"/>
+      <w:r>
+        <w:rPr>
+          <w:rFonts w:ascii="Times New Roman" w:hAnsi="Times New Roman" w:cs="Times New Roman"/>
+          <w:lang w:val="en-US"/>
+        </w:rPr>
+        <w:t xml:space="preserve"> exploration. The environment is stochastic and contains a large state space (31×100 grid), making sufficient exploration necessary for reliable estimation of action-values. Since Monte Carlo control updates only after full episodes and relies entirely on observed returns, inadequate exploration would result in poor state–action coverage and unreliable estimates. A sufficiently exploratory starting policy </w:t>
+      </w:r>
+      <w:r>
+        <w:rPr>
+          <w:rFonts w:ascii="Times New Roman" w:hAnsi="Times New Roman" w:cs="Times New Roman"/>
+          <w:lang w:val="en-US"/>
+        </w:rPr>
+        <w:lastRenderedPageBreak/>
+        <w:t>therefore reduces the risk of premature convergence to suboptimal paths and improves the stability of early learning.</w:t>
       </w:r>
     </w:p>
     <w:p>
@@ -779,82 +848,286 @@
           <w:sz w:val="28"/>
           <w:szCs w:val="28"/>
         </w:rPr>
-        <w:t>12</w:t>
+        <w:t>9</w:t>
       </w:r>
     </w:p>
     <w:p>
       <w:pPr>
         <w:rPr>
           <w:rFonts w:ascii="Times New Roman" w:hAnsi="Times New Roman" w:cs="Times New Roman"/>
-          <w:b/>
-          <w:bCs/>
-          <w:sz w:val="28"/>
-          <w:szCs w:val="28"/>
+          <w:lang w:val="en-US"/>
         </w:rPr>
       </w:pPr>
-      <w:proofErr w:type="spellStart"/>
-      <w:r>
-        <w:rPr>
-          <w:rFonts w:ascii="Times New Roman" w:hAnsi="Times New Roman" w:cs="Times New Roman"/>
-          <w:b/>
-          <w:bCs/>
-          <w:sz w:val="28"/>
-          <w:szCs w:val="28"/>
-        </w:rPr>
-        <w:t>Task</w:t>
-      </w:r>
-      <w:proofErr w:type="spellEnd"/>
-      <w:r>
-        <w:rPr>
-          <w:rFonts w:ascii="Times New Roman" w:hAnsi="Times New Roman" w:cs="Times New Roman"/>
-          <w:b/>
-          <w:bCs/>
-          <w:sz w:val="28"/>
-          <w:szCs w:val="28"/>
-        </w:rPr>
-        <w:t xml:space="preserve"> 5.</w:t>
-      </w:r>
-      <w:r>
-        <w:rPr>
-          <w:rFonts w:ascii="Times New Roman" w:hAnsi="Times New Roman" w:cs="Times New Roman"/>
-          <w:b/>
-          <w:bCs/>
-          <w:sz w:val="28"/>
-          <w:szCs w:val="28"/>
-        </w:rPr>
-        <w:t>14</w:t>
+      <w:r>
+        <w:rPr>
+          <w:rFonts w:ascii="Times New Roman" w:hAnsi="Times New Roman" w:cs="Times New Roman"/>
+          <w:lang w:val="en-US"/>
+        </w:rPr>
+        <w:t xml:space="preserve">MC </w:t>
+      </w:r>
+      <w:proofErr w:type="spellStart"/>
+      <w:r>
+        <w:rPr>
+          <w:rFonts w:ascii="Times New Roman" w:hAnsi="Times New Roman" w:cs="Times New Roman"/>
+          <w:lang w:val="en-US"/>
+        </w:rPr>
+        <w:t>control</w:t>
+      </w:r>
+      <w:proofErr w:type="spellEnd"/>
+      <w:r>
+        <w:rPr>
+          <w:rFonts w:ascii="Times New Roman" w:hAnsi="Times New Roman" w:cs="Times New Roman"/>
+          <w:lang w:val="en-US"/>
+        </w:rPr>
+        <w:t xml:space="preserve"> improved performance significantly and learned near-optimal behavior. However, convergence was very slow and computationally expensive due to high variance, long episodes, and stochastic transitions. The policy approached optimality but was not perfectly converged. The main challenges were sample inefficiency and computational cost.</w:t>
       </w:r>
     </w:p>
     <w:p>
       <w:pPr>
         <w:rPr>
-          <w:lang w:val="en-US"/>
+          <w:rFonts w:ascii="Times New Roman" w:hAnsi="Times New Roman" w:cs="Times New Roman"/>
+          <w:b/>
+          <w:bCs/>
+          <w:sz w:val="28"/>
+          <w:szCs w:val="28"/>
         </w:rPr>
       </w:pPr>
-      <w:r>
-        <w:rPr>
-          <w:lang w:val="en-US"/>
-        </w:rPr>
-        <w:t xml:space="preserve">We looked </w:t>
-      </w:r>
-      <w:r>
-        <w:rPr>
-          <w:lang w:val="en-US"/>
-        </w:rPr>
-        <w:t>at average return/episode, and got the following plot:</w:t>
+      <w:proofErr w:type="spellStart"/>
+      <w:r>
+        <w:rPr>
+          <w:rFonts w:ascii="Times New Roman" w:hAnsi="Times New Roman" w:cs="Times New Roman"/>
+          <w:b/>
+          <w:bCs/>
+          <w:sz w:val="28"/>
+          <w:szCs w:val="28"/>
+        </w:rPr>
+        <w:t>Task</w:t>
+      </w:r>
+      <w:proofErr w:type="spellEnd"/>
+      <w:r>
+        <w:rPr>
+          <w:rFonts w:ascii="Times New Roman" w:hAnsi="Times New Roman" w:cs="Times New Roman"/>
+          <w:b/>
+          <w:bCs/>
+          <w:sz w:val="28"/>
+          <w:szCs w:val="28"/>
+        </w:rPr>
+        <w:t xml:space="preserve"> 5.</w:t>
+      </w:r>
+      <w:r>
+        <w:rPr>
+          <w:rFonts w:ascii="Times New Roman" w:hAnsi="Times New Roman" w:cs="Times New Roman"/>
+          <w:b/>
+          <w:bCs/>
+          <w:sz w:val="28"/>
+          <w:szCs w:val="28"/>
+        </w:rPr>
+        <w:t>12</w:t>
       </w:r>
     </w:p>
     <w:p>
       <w:pPr>
         <w:rPr>
+          <w:rFonts w:ascii="Times New Roman" w:hAnsi="Times New Roman" w:cs="Times New Roman"/>
           <w:lang w:val="en-US"/>
         </w:rPr>
       </w:pPr>
-      <w:r>
-        <w:rPr>
-          <w:lang w:val="en-US"/>
-        </w:rPr>
-        <w:lastRenderedPageBreak/>
+      <w:proofErr w:type="spellStart"/>
+      <w:r>
+        <w:rPr>
+          <w:rFonts w:ascii="Times New Roman" w:hAnsi="Times New Roman" w:cs="Times New Roman"/>
+          <w:lang w:val="en-US"/>
+        </w:rPr>
+        <w:t>We</w:t>
+      </w:r>
+      <w:proofErr w:type="spellEnd"/>
+      <w:r>
+        <w:rPr>
+          <w:rFonts w:ascii="Times New Roman" w:hAnsi="Times New Roman" w:cs="Times New Roman"/>
+          <w:lang w:val="en-US"/>
+        </w:rPr>
+        <w:t xml:space="preserve"> </w:t>
+      </w:r>
+      <w:proofErr w:type="spellStart"/>
+      <w:r>
+        <w:rPr>
+          <w:rFonts w:ascii="Times New Roman" w:hAnsi="Times New Roman" w:cs="Times New Roman"/>
+          <w:lang w:val="en-US"/>
+        </w:rPr>
+        <w:t>evaluated</w:t>
+      </w:r>
+      <w:proofErr w:type="spellEnd"/>
+      <w:r>
+        <w:rPr>
+          <w:rFonts w:ascii="Times New Roman" w:hAnsi="Times New Roman" w:cs="Times New Roman"/>
+          <w:lang w:val="en-US"/>
+        </w:rPr>
+        <w:t xml:space="preserve"> the algorithms using episode return and a moving average over a fixed window (200 episodes) to smooth variability and capture the learning trend. From the moving-average learning curve, </w:t>
+      </w:r>
+      <w:proofErr w:type="spellStart"/>
+      <w:r>
+        <w:rPr>
+          <w:rFonts w:ascii="Times New Roman" w:hAnsi="Times New Roman" w:cs="Times New Roman"/>
+          <w:lang w:val="en-US"/>
+        </w:rPr>
+        <w:t>SARSA</w:t>
+      </w:r>
+      <w:proofErr w:type="spellEnd"/>
+      <w:r>
+        <w:rPr>
+          <w:rFonts w:ascii="Times New Roman" w:hAnsi="Times New Roman" w:cs="Times New Roman"/>
+          <w:lang w:val="en-US"/>
+        </w:rPr>
+        <w:t xml:space="preserve">(0) learns faster and produces a more stable improvement pattern than Monte Carlo. MC has higher variance because it relies on </w:t>
+      </w:r>
+      <w:proofErr w:type="gramStart"/>
+      <w:r>
+        <w:rPr>
+          <w:rFonts w:ascii="Times New Roman" w:hAnsi="Times New Roman" w:cs="Times New Roman"/>
+          <w:lang w:val="en-US"/>
+        </w:rPr>
+        <w:t>full-episode</w:t>
+      </w:r>
+      <w:proofErr w:type="gramEnd"/>
+      <w:r>
+        <w:rPr>
+          <w:rFonts w:ascii="Times New Roman" w:hAnsi="Times New Roman" w:cs="Times New Roman"/>
+          <w:lang w:val="en-US"/>
+        </w:rPr>
+        <w:t xml:space="preserve"> returns, while </w:t>
+      </w:r>
+      <w:proofErr w:type="spellStart"/>
+      <w:r>
+        <w:rPr>
+          <w:rFonts w:ascii="Times New Roman" w:hAnsi="Times New Roman" w:cs="Times New Roman"/>
+          <w:lang w:val="en-US"/>
+        </w:rPr>
+        <w:t>SARSA</w:t>
+      </w:r>
+      <w:proofErr w:type="spellEnd"/>
+      <w:r>
+        <w:rPr>
+          <w:rFonts w:ascii="Times New Roman" w:hAnsi="Times New Roman" w:cs="Times New Roman"/>
+          <w:lang w:val="en-US"/>
+        </w:rPr>
+        <w:t xml:space="preserve">(0) updates online using bootstrapping, which improves learning stability and sample efficiency. Overall, </w:t>
+      </w:r>
+      <w:proofErr w:type="spellStart"/>
+      <w:r>
+        <w:rPr>
+          <w:rFonts w:ascii="Times New Roman" w:hAnsi="Times New Roman" w:cs="Times New Roman"/>
+          <w:lang w:val="en-US"/>
+        </w:rPr>
+        <w:t>SARSA</w:t>
+      </w:r>
+      <w:proofErr w:type="spellEnd"/>
+      <w:r>
+        <w:rPr>
+          <w:rFonts w:ascii="Times New Roman" w:hAnsi="Times New Roman" w:cs="Times New Roman"/>
+          <w:lang w:val="en-US"/>
+        </w:rPr>
+        <w:t xml:space="preserve">(0) outperformed MC in </w:t>
+      </w:r>
+      <w:proofErr w:type="spellStart"/>
+      <w:r>
+        <w:rPr>
+          <w:rFonts w:ascii="Times New Roman" w:hAnsi="Times New Roman" w:cs="Times New Roman"/>
+          <w:lang w:val="en-US"/>
+        </w:rPr>
+        <w:t>learning</w:t>
+      </w:r>
+      <w:proofErr w:type="spellEnd"/>
+      <w:r>
+        <w:rPr>
+          <w:rFonts w:ascii="Times New Roman" w:hAnsi="Times New Roman" w:cs="Times New Roman"/>
+          <w:lang w:val="en-US"/>
+        </w:rPr>
+        <w:t xml:space="preserve"> speed and stability.</w:t>
+      </w:r>
+    </w:p>
+    <w:p>
+      <w:pPr>
+        <w:rPr>
+          <w:rFonts w:ascii="Times New Roman" w:hAnsi="Times New Roman" w:cs="Times New Roman"/>
+          <w:b/>
+          <w:bCs/>
+          <w:sz w:val="28"/>
+          <w:szCs w:val="28"/>
+        </w:rPr>
+      </w:pPr>
+    </w:p>
+    <w:p>
+      <w:pPr>
+        <w:rPr>
+          <w:rFonts w:ascii="Times New Roman" w:hAnsi="Times New Roman" w:cs="Times New Roman"/>
+          <w:b/>
+          <w:bCs/>
+          <w:sz w:val="28"/>
+          <w:szCs w:val="28"/>
+        </w:rPr>
+      </w:pPr>
+      <w:proofErr w:type="spellStart"/>
+      <w:r>
+        <w:rPr>
+          <w:rFonts w:ascii="Times New Roman" w:hAnsi="Times New Roman" w:cs="Times New Roman"/>
+          <w:b/>
+          <w:bCs/>
+          <w:sz w:val="28"/>
+          <w:szCs w:val="28"/>
+        </w:rPr>
+        <w:t>Task</w:t>
+      </w:r>
+      <w:proofErr w:type="spellEnd"/>
+      <w:r>
+        <w:rPr>
+          <w:rFonts w:ascii="Times New Roman" w:hAnsi="Times New Roman" w:cs="Times New Roman"/>
+          <w:b/>
+          <w:bCs/>
+          <w:sz w:val="28"/>
+          <w:szCs w:val="28"/>
+        </w:rPr>
+        <w:t xml:space="preserve"> 5.</w:t>
+      </w:r>
+      <w:r>
+        <w:rPr>
+          <w:rFonts w:ascii="Times New Roman" w:hAnsi="Times New Roman" w:cs="Times New Roman"/>
+          <w:b/>
+          <w:bCs/>
+          <w:sz w:val="28"/>
+          <w:szCs w:val="28"/>
+        </w:rPr>
+        <w:t>14</w:t>
+      </w:r>
+    </w:p>
+    <w:p>
+      <w:pPr>
+        <w:rPr>
+          <w:lang w:val="en-US"/>
+        </w:rPr>
+      </w:pPr>
+      <w:r>
+        <w:rPr>
+          <w:lang w:val="en-US"/>
+        </w:rPr>
+        <w:t xml:space="preserve">We looked </w:t>
+      </w:r>
+      <w:r>
+        <w:rPr>
+          <w:lang w:val="en-US"/>
+        </w:rPr>
+        <w:t>at average return/episode, and got the following plot:</w:t>
+      </w:r>
+    </w:p>
+    <w:p>
+      <w:pPr>
+        <w:rPr>
+          <w:lang w:val="en-US"/>
+        </w:rPr>
+      </w:pPr>
+      <w:r>
+        <w:rPr>
+          <w:lang w:val="en-US"/>
+        </w:rPr>
         <w:drawing>
           <wp:inline distT="0" distB="0" distL="0" distR="0" wp14:anchorId="4E807B7D" wp14:editId="78580D8F">
             <wp:extent cx="5760720" cy="2665095"/>
@@ -1044,6 +1317,15 @@
           <w:lang w:val="en-US"/>
         </w:rPr>
         <w:t>Q-learning</w:t>
+      </w:r>
+      <w:r>
+        <w:rPr>
+          <w:rFonts w:ascii="Times New Roman" w:hAnsi="Times New Roman" w:cs="Times New Roman"/>
+          <w:sz w:val="28"/>
+          <w:szCs w:val="28"/>
+          <w:lang w:val="en-US"/>
+        </w:rPr>
+        <w:t>…</w:t>
       </w:r>
     </w:p>
     <w:p>
